--- a/mentoria/alunas/milena-gehrke/conduz-agro/plano-acao-individual.docx
+++ b/mentoria/alunas/milena-gehrke/conduz-agro/plano-acao-individual.docx
@@ -290,7 +290,7 @@
           <w:color w:val="3D2817"/>
           <w:sz w:val="34"/>
         </w:rPr>
-        <w:t>Seu Pré-Diagnóstico</w:t>
+        <w:t>Seu Diagnóstico</w:t>
       </w:r>
     </w:p>
     <w:p>
